--- a/src/templates/input/แบบรายงานการสอน.docx
+++ b/src/templates/input/แบบรายงานการสอน.docx
@@ -45,56 +45,54 @@
       </w:r>
       <w:r>
         <w:rPr>
+          <w:rFonts w:ascii="TH SarabunPSK" w:hAnsi="TH SarabunPSK" w:cs="TH SarabunPSK"/>
+          <w:sz w:val="28"/>
+          <w:u w:val="dotted"/>
+          <w:lang w:val="af-ZA"/>
+        </w:rPr>
+        <w:t xml:space="preserve">                </w:t>
+      </w:r>
+      <w:r>
+        <w:rPr>
+          <w:rFonts w:ascii="TH SarabunPSK" w:hAnsi="TH SarabunPSK" w:cs="TH SarabunPSK"/>
+          <w:sz w:val="28"/>
+          <w:u w:val="dotted"/>
+          <w:lang w:val="af-ZA"/>
+        </w:rPr>
+        <w:t xml:space="preserve"> </w:t>
+      </w:r>
+      <w:r>
+        <w:rPr>
+          <w:rFonts w:ascii="TH SarabunPSK" w:hAnsi="TH SarabunPSK" w:cs="TH SarabunPSK"/>
+          <w:sz w:val="28"/>
+          <w:u w:val="dotted"/>
+          <w:lang w:val="af-ZA"/>
+        </w:rPr>
+        <w:t>{month}</w:t>
+      </w:r>
+      <w:r>
+        <w:rPr>
+          <w:rFonts w:ascii="TH SarabunPSK" w:hAnsi="TH SarabunPSK" w:cs="TH SarabunPSK"/>
+          <w:sz w:val="28"/>
+          <w:u w:val="dotted"/>
+          <w:lang w:val="af-ZA"/>
+        </w:rPr>
+        <w:t xml:space="preserve">                   </w:t>
+      </w:r>
+      <w:r>
+        <w:rPr>
           <w:rFonts w:ascii="TH SarabunPSK" w:hAnsi="TH SarabunPSK" w:cs="TH SarabunPSK" w:hint="cs"/>
           <w:sz w:val="28"/>
-          <w:lang w:val="af-ZA"/>
-        </w:rPr>
-        <w:t>..........</w:t>
-      </w:r>
-      <w:r>
-        <w:rPr>
-          <w:rFonts w:ascii="TH SarabunPSK" w:hAnsi="TH SarabunPSK" w:cs="TH SarabunPSK"/>
-          <w:sz w:val="28"/>
-          <w:lang w:val="af-ZA"/>
-        </w:rPr>
-        <w:t>....</w:t>
+          <w:u w:val="dotted"/>
+          <w:lang w:val="af-ZA"/>
+        </w:rPr>
+        <w:t>.</w:t>
       </w:r>
       <w:r>
         <w:rPr>
           <w:rFonts w:ascii="TH SarabunPSK" w:hAnsi="TH SarabunPSK" w:cs="TH SarabunPSK" w:hint="cs"/>
           <w:sz w:val="28"/>
-          <w:lang w:val="af-ZA"/>
-        </w:rPr>
-        <w:t>......</w:t>
-      </w:r>
-      <w:r>
-        <w:rPr>
-          <w:rFonts w:ascii="TH SarabunPSK" w:hAnsi="TH SarabunPSK" w:cs="TH SarabunPSK" w:hint="cs"/>
-          <w:sz w:val="28"/>
-          <w:lang w:val="af-ZA"/>
-        </w:rPr>
-        <w:t>....</w:t>
-      </w:r>
-      <w:r>
-        <w:rPr>
-          <w:rFonts w:ascii="TH SarabunPSK" w:hAnsi="TH SarabunPSK" w:cs="TH SarabunPSK"/>
-          <w:sz w:val="28"/>
-          <w:lang w:val="af-ZA"/>
-        </w:rPr>
-        <w:t>{month}</w:t>
-      </w:r>
-      <w:r>
-        <w:rPr>
-          <w:rFonts w:ascii="TH SarabunPSK" w:hAnsi="TH SarabunPSK" w:cs="TH SarabunPSK" w:hint="cs"/>
-          <w:sz w:val="28"/>
-          <w:lang w:val="af-ZA"/>
-        </w:rPr>
-        <w:t>..............................</w:t>
-      </w:r>
-      <w:r>
-        <w:rPr>
-          <w:rFonts w:ascii="TH SarabunPSK" w:hAnsi="TH SarabunPSK" w:cs="TH SarabunPSK" w:hint="cs"/>
-          <w:sz w:val="28"/>
+          <w:u w:val="dotted"/>
           <w:lang w:val="af-ZA"/>
         </w:rPr>
         <w:t xml:space="preserve"> </w:t>
@@ -150,69 +148,75 @@
       </w:r>
       <w:r>
         <w:rPr>
+          <w:rFonts w:ascii="TH SarabunPSK" w:hAnsi="TH SarabunPSK" w:cs="TH SarabunPSK"/>
+          <w:sz w:val="28"/>
+          <w:u w:val="dotted"/>
+          <w:lang w:val="af-ZA"/>
+        </w:rPr>
+        <w:t xml:space="preserve">         </w:t>
+      </w:r>
+      <w:r>
+        <w:rPr>
+          <w:rFonts w:ascii="TH SarabunPSK" w:hAnsi="TH SarabunPSK" w:cs="TH SarabunPSK"/>
+          <w:sz w:val="28"/>
+          <w:u w:val="dotted"/>
+          <w:lang w:val="af-ZA"/>
+        </w:rPr>
+        <w:t>{semester}</w:t>
+      </w:r>
+      <w:r>
+        <w:rPr>
+          <w:rFonts w:ascii="TH SarabunPSK" w:hAnsi="TH SarabunPSK" w:cs="TH SarabunPSK"/>
+          <w:sz w:val="28"/>
+          <w:u w:val="dotted"/>
+          <w:lang w:val="af-ZA"/>
+        </w:rPr>
+        <w:t xml:space="preserve">        </w:t>
+      </w:r>
+      <w:r>
+        <w:rPr>
+          <w:rFonts w:hint="cs"/>
+          <w:sz w:val="28"/>
+          <w:cs/>
+          <w:lang w:val="af-ZA"/>
+        </w:rPr>
+        <w:t xml:space="preserve"> </w:t>
+      </w:r>
+      <w:r>
+        <w:rPr>
           <w:rFonts w:ascii="TH SarabunPSK" w:hAnsi="TH SarabunPSK" w:cs="TH SarabunPSK" w:hint="cs"/>
           <w:sz w:val="28"/>
-          <w:lang w:val="af-ZA"/>
-        </w:rPr>
-        <w:t>........</w:t>
+          <w:cs/>
+          <w:lang w:val="af-ZA"/>
+        </w:rPr>
+        <w:t>ปีการศึกษา</w:t>
       </w:r>
       <w:r>
         <w:rPr>
           <w:rFonts w:ascii="TH SarabunPSK" w:hAnsi="TH SarabunPSK" w:cs="TH SarabunPSK"/>
           <w:sz w:val="28"/>
-          <w:lang w:val="af-ZA"/>
-        </w:rPr>
-        <w:t>{semester}</w:t>
-      </w:r>
-      <w:r>
-        <w:rPr>
-          <w:rFonts w:ascii="TH SarabunPSK" w:hAnsi="TH SarabunPSK" w:cs="TH SarabunPSK" w:hint="cs"/>
-          <w:sz w:val="28"/>
-          <w:lang w:val="af-ZA"/>
-        </w:rPr>
-        <w:t>.........</w:t>
-      </w:r>
-      <w:r>
-        <w:rPr>
-          <w:rFonts w:hint="cs"/>
-          <w:sz w:val="28"/>
-          <w:cs/>
-          <w:lang w:val="af-ZA"/>
-        </w:rPr>
-        <w:t xml:space="preserve"> </w:t>
-      </w:r>
-      <w:r>
-        <w:rPr>
-          <w:rFonts w:ascii="TH SarabunPSK" w:hAnsi="TH SarabunPSK" w:cs="TH SarabunPSK" w:hint="cs"/>
-          <w:sz w:val="28"/>
-          <w:cs/>
-          <w:lang w:val="af-ZA"/>
-        </w:rPr>
-        <w:t>ปีการศึกษา</w:t>
-      </w:r>
-      <w:r>
-        <w:rPr>
-          <w:rFonts w:ascii="TH SarabunPSK" w:hAnsi="TH SarabunPSK" w:cs="TH SarabunPSK" w:hint="cs"/>
-          <w:sz w:val="28"/>
-          <w:lang w:val="af-ZA"/>
-        </w:rPr>
-        <w:t>......</w:t>
+          <w:u w:val="dotted"/>
+          <w:lang w:val="af-ZA"/>
+        </w:rPr>
+        <w:t xml:space="preserve">       </w:t>
       </w:r>
       <w:r>
         <w:rPr>
           <w:rFonts w:ascii="TH SarabunPSK" w:hAnsi="TH SarabunPSK" w:cs="TH SarabunPSK"/>
           <w:sz w:val="28"/>
+          <w:u w:val="dotted"/>
           <w:lang w:val="af-ZA"/>
         </w:rPr>
         <w:t>{year}</w:t>
       </w:r>
       <w:r>
         <w:rPr>
-          <w:rFonts w:ascii="TH SarabunPSK" w:hAnsi="TH SarabunPSK" w:cs="TH SarabunPSK" w:hint="cs"/>
-          <w:sz w:val="28"/>
-          <w:lang w:val="af-ZA"/>
-        </w:rPr>
-        <w:t>..........</w:t>
+          <w:rFonts w:ascii="TH SarabunPSK" w:hAnsi="TH SarabunPSK" w:cs="TH SarabunPSK"/>
+          <w:sz w:val="28"/>
+          <w:u w:val="dotted"/>
+          <w:lang w:val="af-ZA"/>
+        </w:rPr>
+        <w:t xml:space="preserve">      .</w:t>
       </w:r>
     </w:p>
     <w:tbl>
@@ -223,13 +227,13 @@
         <w:tblLook w:val="04A0" w:firstRow="1" w:lastRow="0" w:firstColumn="1" w:lastColumn="0" w:noHBand="0" w:noVBand="1"/>
       </w:tblPr>
       <w:tblGrid>
-        <w:gridCol w:w="1864"/>
-        <w:gridCol w:w="1675"/>
-        <w:gridCol w:w="1595"/>
-        <w:gridCol w:w="3306"/>
-        <w:gridCol w:w="1103"/>
-        <w:gridCol w:w="1461"/>
-        <w:gridCol w:w="4300"/>
+        <w:gridCol w:w="1299"/>
+        <w:gridCol w:w="1673"/>
+        <w:gridCol w:w="1559"/>
+        <w:gridCol w:w="4253"/>
+        <w:gridCol w:w="1134"/>
+        <w:gridCol w:w="1095"/>
+        <w:gridCol w:w="4291"/>
       </w:tblGrid>
       <w:tr>
         <w:trPr>
@@ -237,7 +241,7 @@
         </w:trPr>
         <w:tc>
           <w:tcPr>
-            <w:tcW w:w="1864" w:type="dxa"/>
+            <w:tcW w:w="1299" w:type="dxa"/>
           </w:tcPr>
           <w:p>
             <w:pPr>
@@ -261,7 +265,7 @@
         </w:tc>
         <w:tc>
           <w:tcPr>
-            <w:tcW w:w="1675" w:type="dxa"/>
+            <w:tcW w:w="1673" w:type="dxa"/>
           </w:tcPr>
           <w:p>
             <w:pPr>
@@ -285,7 +289,7 @@
         </w:tc>
         <w:tc>
           <w:tcPr>
-            <w:tcW w:w="1595" w:type="dxa"/>
+            <w:tcW w:w="1559" w:type="dxa"/>
           </w:tcPr>
           <w:p>
             <w:pPr>
@@ -309,7 +313,7 @@
         </w:tc>
         <w:tc>
           <w:tcPr>
-            <w:tcW w:w="3306" w:type="dxa"/>
+            <w:tcW w:w="4253" w:type="dxa"/>
           </w:tcPr>
           <w:p>
             <w:pPr>
@@ -333,7 +337,7 @@
         </w:tc>
         <w:tc>
           <w:tcPr>
-            <w:tcW w:w="1103" w:type="dxa"/>
+            <w:tcW w:w="1134" w:type="dxa"/>
           </w:tcPr>
           <w:p>
             <w:pPr>
@@ -357,7 +361,7 @@
         </w:tc>
         <w:tc>
           <w:tcPr>
-            <w:tcW w:w="1461" w:type="dxa"/>
+            <w:tcW w:w="1095" w:type="dxa"/>
           </w:tcPr>
           <w:p>
             <w:pPr>
@@ -381,7 +385,7 @@
         </w:tc>
         <w:tc>
           <w:tcPr>
-            <w:tcW w:w="4300" w:type="dxa"/>
+            <w:tcW w:w="4291" w:type="dxa"/>
           </w:tcPr>
           <w:p>
             <w:pPr>
@@ -410,7 +414,7 @@
         </w:trPr>
         <w:tc>
           <w:tcPr>
-            <w:tcW w:w="1864" w:type="dxa"/>
+            <w:tcW w:w="1299" w:type="dxa"/>
             <w:vAlign w:val="center"/>
           </w:tcPr>
           <w:p>
@@ -435,7 +439,7 @@
                 <w:rFonts w:ascii="TH SarabunPSK" w:hAnsi="TH SarabunPSK" w:cs="TH SarabunPSK"/>
                 <w:sz w:val="28"/>
               </w:rPr>
-              <w:t>schedules}{</w:t>
+              <w:t>sch}{</w:t>
             </w:r>
             <w:proofErr w:type="gramEnd"/>
             <w:r>
@@ -449,7 +453,7 @@
         </w:tc>
         <w:tc>
           <w:tcPr>
-            <w:tcW w:w="1675" w:type="dxa"/>
+            <w:tcW w:w="1673" w:type="dxa"/>
             <w:vAlign w:val="center"/>
           </w:tcPr>
           <w:p>
@@ -473,7 +477,7 @@
         </w:tc>
         <w:tc>
           <w:tcPr>
-            <w:tcW w:w="1595" w:type="dxa"/>
+            <w:tcW w:w="1559" w:type="dxa"/>
             <w:vAlign w:val="center"/>
           </w:tcPr>
           <w:p>
@@ -497,7 +501,7 @@
         </w:tc>
         <w:tc>
           <w:tcPr>
-            <w:tcW w:w="3306" w:type="dxa"/>
+            <w:tcW w:w="4253" w:type="dxa"/>
             <w:vAlign w:val="center"/>
           </w:tcPr>
           <w:p>
@@ -521,7 +525,7 @@
         </w:tc>
         <w:tc>
           <w:tcPr>
-            <w:tcW w:w="1103" w:type="dxa"/>
+            <w:tcW w:w="1134" w:type="dxa"/>
             <w:vAlign w:val="center"/>
           </w:tcPr>
           <w:p>
@@ -545,30 +549,30 @@
         </w:tc>
         <w:tc>
           <w:tcPr>
-            <w:tcW w:w="1461" w:type="dxa"/>
-            <w:vAlign w:val="center"/>
-          </w:tcPr>
-          <w:p>
-            <w:pPr>
-              <w:jc w:val="center"/>
-              <w:rPr>
-                <w:rFonts w:ascii="TH SarabunPSK" w:hAnsi="TH SarabunPSK" w:cs="TH SarabunPSK"/>
-                <w:sz w:val="28"/>
-                <w:lang w:val="af-ZA"/>
-              </w:rPr>
-            </w:pPr>
-          </w:p>
-        </w:tc>
-        <w:tc>
-          <w:tcPr>
-            <w:tcW w:w="4300" w:type="dxa"/>
-            <w:vAlign w:val="center"/>
-          </w:tcPr>
-          <w:p>
-            <w:pPr>
-              <w:jc w:val="center"/>
-              <w:rPr>
-                <w:rFonts w:ascii="TH SarabunPSK" w:hAnsi="TH SarabunPSK" w:cs="TH SarabunPSK" w:hint="cs"/>
+            <w:tcW w:w="1095" w:type="dxa"/>
+            <w:vAlign w:val="center"/>
+          </w:tcPr>
+          <w:p>
+            <w:pPr>
+              <w:jc w:val="center"/>
+              <w:rPr>
+                <w:rFonts w:ascii="TH SarabunPSK" w:hAnsi="TH SarabunPSK" w:cs="TH SarabunPSK"/>
+                <w:sz w:val="28"/>
+                <w:lang w:val="af-ZA"/>
+              </w:rPr>
+            </w:pPr>
+          </w:p>
+        </w:tc>
+        <w:tc>
+          <w:tcPr>
+            <w:tcW w:w="4291" w:type="dxa"/>
+            <w:vAlign w:val="center"/>
+          </w:tcPr>
+          <w:p>
+            <w:pPr>
+              <w:jc w:val="center"/>
+              <w:rPr>
+                <w:rFonts w:ascii="TH SarabunPSK" w:hAnsi="TH SarabunPSK" w:cs="TH SarabunPSK"/>
                 <w:sz w:val="28"/>
                 <w:cs/>
               </w:rPr>
@@ -595,7 +599,7 @@
                 <w:rFonts w:ascii="TH SarabunPSK" w:hAnsi="TH SarabunPSK" w:cs="TH SarabunPSK"/>
                 <w:sz w:val="28"/>
               </w:rPr>
-              <w:t>chedules</w:t>
+              <w:t>ch</w:t>
             </w:r>
             <w:proofErr w:type="spellEnd"/>
             <w:r>
@@ -614,14 +618,14 @@
         </w:trPr>
         <w:tc>
           <w:tcPr>
-            <w:tcW w:w="1864" w:type="dxa"/>
-            <w:vAlign w:val="center"/>
-          </w:tcPr>
-          <w:p>
-            <w:pPr>
-              <w:jc w:val="center"/>
-              <w:rPr>
-                <w:rFonts w:ascii="TH SarabunPSK" w:hAnsi="TH SarabunPSK" w:cs="TH SarabunPSK" w:hint="cs"/>
+            <w:tcW w:w="1299" w:type="dxa"/>
+            <w:vAlign w:val="center"/>
+          </w:tcPr>
+          <w:p>
+            <w:pPr>
+              <w:jc w:val="center"/>
+              <w:rPr>
+                <w:rFonts w:ascii="TH SarabunPSK" w:hAnsi="TH SarabunPSK" w:cs="TH SarabunPSK"/>
                 <w:sz w:val="28"/>
                 <w:cs/>
                 <w:lang w:val="af-ZA"/>
@@ -631,87 +635,87 @@
         </w:tc>
         <w:tc>
           <w:tcPr>
-            <w:tcW w:w="1675" w:type="dxa"/>
-            <w:vAlign w:val="center"/>
-          </w:tcPr>
-          <w:p>
-            <w:pPr>
-              <w:jc w:val="center"/>
-              <w:rPr>
-                <w:rFonts w:ascii="TH SarabunPSK" w:hAnsi="TH SarabunPSK" w:cs="TH SarabunPSK"/>
-                <w:sz w:val="28"/>
-                <w:lang w:val="af-ZA"/>
-              </w:rPr>
-            </w:pPr>
-          </w:p>
-        </w:tc>
-        <w:tc>
-          <w:tcPr>
-            <w:tcW w:w="1595" w:type="dxa"/>
-            <w:vAlign w:val="center"/>
-          </w:tcPr>
-          <w:p>
-            <w:pPr>
-              <w:jc w:val="center"/>
-              <w:rPr>
-                <w:rFonts w:ascii="TH SarabunPSK" w:hAnsi="TH SarabunPSK" w:cs="TH SarabunPSK"/>
-                <w:sz w:val="28"/>
-                <w:lang w:val="af-ZA"/>
-              </w:rPr>
-            </w:pPr>
-          </w:p>
-        </w:tc>
-        <w:tc>
-          <w:tcPr>
-            <w:tcW w:w="3306" w:type="dxa"/>
-            <w:vAlign w:val="center"/>
-          </w:tcPr>
-          <w:p>
-            <w:pPr>
-              <w:jc w:val="center"/>
-              <w:rPr>
-                <w:rFonts w:ascii="TH SarabunPSK" w:hAnsi="TH SarabunPSK" w:cs="TH SarabunPSK"/>
-                <w:sz w:val="28"/>
-                <w:lang w:val="af-ZA"/>
-              </w:rPr>
-            </w:pPr>
-          </w:p>
-        </w:tc>
-        <w:tc>
-          <w:tcPr>
-            <w:tcW w:w="1103" w:type="dxa"/>
-            <w:vAlign w:val="center"/>
-          </w:tcPr>
-          <w:p>
-            <w:pPr>
-              <w:jc w:val="center"/>
-              <w:rPr>
-                <w:rFonts w:ascii="TH SarabunPSK" w:hAnsi="TH SarabunPSK" w:cs="TH SarabunPSK"/>
-                <w:sz w:val="28"/>
-                <w:lang w:val="af-ZA"/>
-              </w:rPr>
-            </w:pPr>
-          </w:p>
-        </w:tc>
-        <w:tc>
-          <w:tcPr>
-            <w:tcW w:w="1461" w:type="dxa"/>
-            <w:vAlign w:val="center"/>
-          </w:tcPr>
-          <w:p>
-            <w:pPr>
-              <w:jc w:val="center"/>
-              <w:rPr>
-                <w:rFonts w:ascii="TH SarabunPSK" w:hAnsi="TH SarabunPSK" w:cs="TH SarabunPSK"/>
-                <w:sz w:val="28"/>
-                <w:lang w:val="af-ZA"/>
-              </w:rPr>
-            </w:pPr>
-          </w:p>
-        </w:tc>
-        <w:tc>
-          <w:tcPr>
-            <w:tcW w:w="4300" w:type="dxa"/>
+            <w:tcW w:w="1673" w:type="dxa"/>
+            <w:vAlign w:val="center"/>
+          </w:tcPr>
+          <w:p>
+            <w:pPr>
+              <w:jc w:val="center"/>
+              <w:rPr>
+                <w:rFonts w:ascii="TH SarabunPSK" w:hAnsi="TH SarabunPSK" w:cs="TH SarabunPSK"/>
+                <w:sz w:val="28"/>
+                <w:lang w:val="af-ZA"/>
+              </w:rPr>
+            </w:pPr>
+          </w:p>
+        </w:tc>
+        <w:tc>
+          <w:tcPr>
+            <w:tcW w:w="1559" w:type="dxa"/>
+            <w:vAlign w:val="center"/>
+          </w:tcPr>
+          <w:p>
+            <w:pPr>
+              <w:jc w:val="center"/>
+              <w:rPr>
+                <w:rFonts w:ascii="TH SarabunPSK" w:hAnsi="TH SarabunPSK" w:cs="TH SarabunPSK"/>
+                <w:sz w:val="28"/>
+                <w:lang w:val="af-ZA"/>
+              </w:rPr>
+            </w:pPr>
+          </w:p>
+        </w:tc>
+        <w:tc>
+          <w:tcPr>
+            <w:tcW w:w="4253" w:type="dxa"/>
+            <w:vAlign w:val="center"/>
+          </w:tcPr>
+          <w:p>
+            <w:pPr>
+              <w:jc w:val="center"/>
+              <w:rPr>
+                <w:rFonts w:ascii="TH SarabunPSK" w:hAnsi="TH SarabunPSK" w:cs="TH SarabunPSK"/>
+                <w:sz w:val="28"/>
+                <w:lang w:val="af-ZA"/>
+              </w:rPr>
+            </w:pPr>
+          </w:p>
+        </w:tc>
+        <w:tc>
+          <w:tcPr>
+            <w:tcW w:w="1134" w:type="dxa"/>
+            <w:vAlign w:val="center"/>
+          </w:tcPr>
+          <w:p>
+            <w:pPr>
+              <w:jc w:val="center"/>
+              <w:rPr>
+                <w:rFonts w:ascii="TH SarabunPSK" w:hAnsi="TH SarabunPSK" w:cs="TH SarabunPSK"/>
+                <w:sz w:val="28"/>
+                <w:lang w:val="af-ZA"/>
+              </w:rPr>
+            </w:pPr>
+          </w:p>
+        </w:tc>
+        <w:tc>
+          <w:tcPr>
+            <w:tcW w:w="1095" w:type="dxa"/>
+            <w:vAlign w:val="center"/>
+          </w:tcPr>
+          <w:p>
+            <w:pPr>
+              <w:jc w:val="center"/>
+              <w:rPr>
+                <w:rFonts w:ascii="TH SarabunPSK" w:hAnsi="TH SarabunPSK" w:cs="TH SarabunPSK"/>
+                <w:sz w:val="28"/>
+                <w:lang w:val="af-ZA"/>
+              </w:rPr>
+            </w:pPr>
+          </w:p>
+        </w:tc>
+        <w:tc>
+          <w:tcPr>
+            <w:tcW w:w="4291" w:type="dxa"/>
             <w:vAlign w:val="center"/>
           </w:tcPr>
           <w:p>
@@ -732,7 +736,7 @@
         </w:trPr>
         <w:tc>
           <w:tcPr>
-            <w:tcW w:w="1864" w:type="dxa"/>
+            <w:tcW w:w="1299" w:type="dxa"/>
             <w:vAlign w:val="center"/>
           </w:tcPr>
           <w:p>
@@ -749,71 +753,71 @@
         </w:tc>
         <w:tc>
           <w:tcPr>
-            <w:tcW w:w="1675" w:type="dxa"/>
-            <w:vAlign w:val="center"/>
-          </w:tcPr>
-          <w:p>
-            <w:pPr>
-              <w:jc w:val="center"/>
-              <w:rPr>
-                <w:rFonts w:ascii="TH SarabunPSK" w:hAnsi="TH SarabunPSK" w:cs="TH SarabunPSK"/>
-                <w:sz w:val="28"/>
-                <w:lang w:val="af-ZA"/>
-              </w:rPr>
-            </w:pPr>
-          </w:p>
-        </w:tc>
-        <w:tc>
-          <w:tcPr>
-            <w:tcW w:w="1595" w:type="dxa"/>
-            <w:vAlign w:val="center"/>
-          </w:tcPr>
-          <w:p>
-            <w:pPr>
-              <w:jc w:val="center"/>
-              <w:rPr>
-                <w:rFonts w:ascii="TH SarabunPSK" w:hAnsi="TH SarabunPSK" w:cs="TH SarabunPSK"/>
-                <w:sz w:val="28"/>
-                <w:lang w:val="af-ZA"/>
-              </w:rPr>
-            </w:pPr>
-          </w:p>
-        </w:tc>
-        <w:tc>
-          <w:tcPr>
-            <w:tcW w:w="3306" w:type="dxa"/>
-            <w:vAlign w:val="center"/>
-          </w:tcPr>
-          <w:p>
-            <w:pPr>
-              <w:jc w:val="center"/>
-              <w:rPr>
-                <w:rFonts w:ascii="TH SarabunPSK" w:hAnsi="TH SarabunPSK" w:cs="TH SarabunPSK"/>
-                <w:sz w:val="28"/>
-                <w:lang w:val="af-ZA"/>
-              </w:rPr>
-            </w:pPr>
-          </w:p>
-        </w:tc>
-        <w:tc>
-          <w:tcPr>
-            <w:tcW w:w="1103" w:type="dxa"/>
-            <w:vAlign w:val="center"/>
-          </w:tcPr>
-          <w:p>
-            <w:pPr>
-              <w:jc w:val="center"/>
-              <w:rPr>
-                <w:rFonts w:ascii="TH SarabunPSK" w:hAnsi="TH SarabunPSK" w:cs="TH SarabunPSK"/>
-                <w:sz w:val="28"/>
-                <w:lang w:val="af-ZA"/>
-              </w:rPr>
-            </w:pPr>
-          </w:p>
-        </w:tc>
-        <w:tc>
-          <w:tcPr>
-            <w:tcW w:w="1461" w:type="dxa"/>
+            <w:tcW w:w="1673" w:type="dxa"/>
+            <w:vAlign w:val="center"/>
+          </w:tcPr>
+          <w:p>
+            <w:pPr>
+              <w:jc w:val="center"/>
+              <w:rPr>
+                <w:rFonts w:ascii="TH SarabunPSK" w:hAnsi="TH SarabunPSK" w:cs="TH SarabunPSK"/>
+                <w:sz w:val="28"/>
+                <w:lang w:val="af-ZA"/>
+              </w:rPr>
+            </w:pPr>
+          </w:p>
+        </w:tc>
+        <w:tc>
+          <w:tcPr>
+            <w:tcW w:w="1559" w:type="dxa"/>
+            <w:vAlign w:val="center"/>
+          </w:tcPr>
+          <w:p>
+            <w:pPr>
+              <w:jc w:val="center"/>
+              <w:rPr>
+                <w:rFonts w:ascii="TH SarabunPSK" w:hAnsi="TH SarabunPSK" w:cs="TH SarabunPSK"/>
+                <w:sz w:val="28"/>
+                <w:lang w:val="af-ZA"/>
+              </w:rPr>
+            </w:pPr>
+          </w:p>
+        </w:tc>
+        <w:tc>
+          <w:tcPr>
+            <w:tcW w:w="4253" w:type="dxa"/>
+            <w:vAlign w:val="center"/>
+          </w:tcPr>
+          <w:p>
+            <w:pPr>
+              <w:jc w:val="center"/>
+              <w:rPr>
+                <w:rFonts w:ascii="TH SarabunPSK" w:hAnsi="TH SarabunPSK" w:cs="TH SarabunPSK"/>
+                <w:sz w:val="28"/>
+                <w:lang w:val="af-ZA"/>
+              </w:rPr>
+            </w:pPr>
+          </w:p>
+        </w:tc>
+        <w:tc>
+          <w:tcPr>
+            <w:tcW w:w="1134" w:type="dxa"/>
+            <w:vAlign w:val="center"/>
+          </w:tcPr>
+          <w:p>
+            <w:pPr>
+              <w:jc w:val="center"/>
+              <w:rPr>
+                <w:rFonts w:ascii="TH SarabunPSK" w:hAnsi="TH SarabunPSK" w:cs="TH SarabunPSK"/>
+                <w:sz w:val="28"/>
+                <w:lang w:val="af-ZA"/>
+              </w:rPr>
+            </w:pPr>
+          </w:p>
+        </w:tc>
+        <w:tc>
+          <w:tcPr>
+            <w:tcW w:w="1095" w:type="dxa"/>
             <w:shd w:val="clear" w:color="auto" w:fill="FFFFFF" w:themeFill="background1"/>
             <w:vAlign w:val="center"/>
           </w:tcPr>
@@ -830,7 +834,7 @@
         </w:tc>
         <w:tc>
           <w:tcPr>
-            <w:tcW w:w="4300" w:type="dxa"/>
+            <w:tcW w:w="4291" w:type="dxa"/>
             <w:shd w:val="clear" w:color="auto" w:fill="FFFFFF" w:themeFill="background1"/>
             <w:vAlign w:val="center"/>
           </w:tcPr>
@@ -855,7 +859,7 @@
         </w:trPr>
         <w:tc>
           <w:tcPr>
-            <w:tcW w:w="1864" w:type="dxa"/>
+            <w:tcW w:w="1299" w:type="dxa"/>
             <w:vAlign w:val="center"/>
           </w:tcPr>
           <w:p>
@@ -872,87 +876,87 @@
         </w:tc>
         <w:tc>
           <w:tcPr>
-            <w:tcW w:w="1675" w:type="dxa"/>
-            <w:vAlign w:val="center"/>
-          </w:tcPr>
-          <w:p>
-            <w:pPr>
-              <w:jc w:val="center"/>
-              <w:rPr>
-                <w:rFonts w:ascii="TH SarabunPSK" w:hAnsi="TH SarabunPSK" w:cs="TH SarabunPSK"/>
-                <w:sz w:val="28"/>
-                <w:lang w:val="af-ZA"/>
-              </w:rPr>
-            </w:pPr>
-          </w:p>
-        </w:tc>
-        <w:tc>
-          <w:tcPr>
-            <w:tcW w:w="1595" w:type="dxa"/>
-            <w:vAlign w:val="center"/>
-          </w:tcPr>
-          <w:p>
-            <w:pPr>
-              <w:jc w:val="center"/>
-              <w:rPr>
-                <w:rFonts w:ascii="TH SarabunPSK" w:hAnsi="TH SarabunPSK" w:cs="TH SarabunPSK"/>
-                <w:sz w:val="28"/>
-                <w:lang w:val="af-ZA"/>
-              </w:rPr>
-            </w:pPr>
-          </w:p>
-        </w:tc>
-        <w:tc>
-          <w:tcPr>
-            <w:tcW w:w="3306" w:type="dxa"/>
-            <w:vAlign w:val="center"/>
-          </w:tcPr>
-          <w:p>
-            <w:pPr>
-              <w:jc w:val="center"/>
-              <w:rPr>
-                <w:rFonts w:ascii="TH SarabunPSK" w:hAnsi="TH SarabunPSK" w:cs="TH SarabunPSK"/>
-                <w:sz w:val="28"/>
-                <w:lang w:val="af-ZA"/>
-              </w:rPr>
-            </w:pPr>
-          </w:p>
-        </w:tc>
-        <w:tc>
-          <w:tcPr>
-            <w:tcW w:w="1103" w:type="dxa"/>
-            <w:vAlign w:val="center"/>
-          </w:tcPr>
-          <w:p>
-            <w:pPr>
-              <w:jc w:val="center"/>
-              <w:rPr>
-                <w:rFonts w:ascii="TH SarabunPSK" w:hAnsi="TH SarabunPSK" w:cs="TH SarabunPSK"/>
-                <w:sz w:val="28"/>
-                <w:lang w:val="af-ZA"/>
-              </w:rPr>
-            </w:pPr>
-          </w:p>
-        </w:tc>
-        <w:tc>
-          <w:tcPr>
-            <w:tcW w:w="1461" w:type="dxa"/>
-            <w:vAlign w:val="center"/>
-          </w:tcPr>
-          <w:p>
-            <w:pPr>
-              <w:jc w:val="center"/>
-              <w:rPr>
-                <w:rFonts w:ascii="TH SarabunPSK" w:hAnsi="TH SarabunPSK" w:cs="TH SarabunPSK"/>
-                <w:sz w:val="28"/>
-                <w:lang w:val="af-ZA"/>
-              </w:rPr>
-            </w:pPr>
-          </w:p>
-        </w:tc>
-        <w:tc>
-          <w:tcPr>
-            <w:tcW w:w="4300" w:type="dxa"/>
+            <w:tcW w:w="1673" w:type="dxa"/>
+            <w:vAlign w:val="center"/>
+          </w:tcPr>
+          <w:p>
+            <w:pPr>
+              <w:jc w:val="center"/>
+              <w:rPr>
+                <w:rFonts w:ascii="TH SarabunPSK" w:hAnsi="TH SarabunPSK" w:cs="TH SarabunPSK"/>
+                <w:sz w:val="28"/>
+                <w:lang w:val="af-ZA"/>
+              </w:rPr>
+            </w:pPr>
+          </w:p>
+        </w:tc>
+        <w:tc>
+          <w:tcPr>
+            <w:tcW w:w="1559" w:type="dxa"/>
+            <w:vAlign w:val="center"/>
+          </w:tcPr>
+          <w:p>
+            <w:pPr>
+              <w:jc w:val="center"/>
+              <w:rPr>
+                <w:rFonts w:ascii="TH SarabunPSK" w:hAnsi="TH SarabunPSK" w:cs="TH SarabunPSK"/>
+                <w:sz w:val="28"/>
+                <w:lang w:val="af-ZA"/>
+              </w:rPr>
+            </w:pPr>
+          </w:p>
+        </w:tc>
+        <w:tc>
+          <w:tcPr>
+            <w:tcW w:w="4253" w:type="dxa"/>
+            <w:vAlign w:val="center"/>
+          </w:tcPr>
+          <w:p>
+            <w:pPr>
+              <w:jc w:val="center"/>
+              <w:rPr>
+                <w:rFonts w:ascii="TH SarabunPSK" w:hAnsi="TH SarabunPSK" w:cs="TH SarabunPSK"/>
+                <w:sz w:val="28"/>
+                <w:lang w:val="af-ZA"/>
+              </w:rPr>
+            </w:pPr>
+          </w:p>
+        </w:tc>
+        <w:tc>
+          <w:tcPr>
+            <w:tcW w:w="1134" w:type="dxa"/>
+            <w:vAlign w:val="center"/>
+          </w:tcPr>
+          <w:p>
+            <w:pPr>
+              <w:jc w:val="center"/>
+              <w:rPr>
+                <w:rFonts w:ascii="TH SarabunPSK" w:hAnsi="TH SarabunPSK" w:cs="TH SarabunPSK"/>
+                <w:sz w:val="28"/>
+                <w:lang w:val="af-ZA"/>
+              </w:rPr>
+            </w:pPr>
+          </w:p>
+        </w:tc>
+        <w:tc>
+          <w:tcPr>
+            <w:tcW w:w="1095" w:type="dxa"/>
+            <w:vAlign w:val="center"/>
+          </w:tcPr>
+          <w:p>
+            <w:pPr>
+              <w:jc w:val="center"/>
+              <w:rPr>
+                <w:rFonts w:ascii="TH SarabunPSK" w:hAnsi="TH SarabunPSK" w:cs="TH SarabunPSK"/>
+                <w:sz w:val="28"/>
+                <w:lang w:val="af-ZA"/>
+              </w:rPr>
+            </w:pPr>
+          </w:p>
+        </w:tc>
+        <w:tc>
+          <w:tcPr>
+            <w:tcW w:w="4291" w:type="dxa"/>
             <w:vAlign w:val="center"/>
           </w:tcPr>
           <w:p>
@@ -973,7 +977,7 @@
         </w:trPr>
         <w:tc>
           <w:tcPr>
-            <w:tcW w:w="1864" w:type="dxa"/>
+            <w:tcW w:w="1299" w:type="dxa"/>
             <w:vAlign w:val="center"/>
           </w:tcPr>
           <w:p>
@@ -990,87 +994,87 @@
         </w:tc>
         <w:tc>
           <w:tcPr>
-            <w:tcW w:w="1675" w:type="dxa"/>
-            <w:vAlign w:val="center"/>
-          </w:tcPr>
-          <w:p>
-            <w:pPr>
-              <w:jc w:val="center"/>
-              <w:rPr>
-                <w:rFonts w:ascii="TH SarabunPSK" w:hAnsi="TH SarabunPSK" w:cs="TH SarabunPSK"/>
-                <w:sz w:val="28"/>
-                <w:lang w:val="af-ZA"/>
-              </w:rPr>
-            </w:pPr>
-          </w:p>
-        </w:tc>
-        <w:tc>
-          <w:tcPr>
-            <w:tcW w:w="1595" w:type="dxa"/>
-            <w:vAlign w:val="center"/>
-          </w:tcPr>
-          <w:p>
-            <w:pPr>
-              <w:jc w:val="center"/>
-              <w:rPr>
-                <w:rFonts w:ascii="TH SarabunPSK" w:hAnsi="TH SarabunPSK" w:cs="TH SarabunPSK"/>
-                <w:sz w:val="28"/>
-                <w:lang w:val="af-ZA"/>
-              </w:rPr>
-            </w:pPr>
-          </w:p>
-        </w:tc>
-        <w:tc>
-          <w:tcPr>
-            <w:tcW w:w="3306" w:type="dxa"/>
-            <w:vAlign w:val="center"/>
-          </w:tcPr>
-          <w:p>
-            <w:pPr>
-              <w:jc w:val="center"/>
-              <w:rPr>
-                <w:rFonts w:ascii="TH SarabunPSK" w:hAnsi="TH SarabunPSK" w:cs="TH SarabunPSK"/>
-                <w:sz w:val="28"/>
-                <w:lang w:val="af-ZA"/>
-              </w:rPr>
-            </w:pPr>
-          </w:p>
-        </w:tc>
-        <w:tc>
-          <w:tcPr>
-            <w:tcW w:w="1103" w:type="dxa"/>
-            <w:vAlign w:val="center"/>
-          </w:tcPr>
-          <w:p>
-            <w:pPr>
-              <w:jc w:val="center"/>
-              <w:rPr>
-                <w:rFonts w:ascii="TH SarabunPSK" w:hAnsi="TH SarabunPSK" w:cs="TH SarabunPSK"/>
-                <w:sz w:val="28"/>
-                <w:lang w:val="af-ZA"/>
-              </w:rPr>
-            </w:pPr>
-          </w:p>
-        </w:tc>
-        <w:tc>
-          <w:tcPr>
-            <w:tcW w:w="1461" w:type="dxa"/>
-            <w:vAlign w:val="center"/>
-          </w:tcPr>
-          <w:p>
-            <w:pPr>
-              <w:jc w:val="center"/>
-              <w:rPr>
-                <w:rFonts w:ascii="TH SarabunPSK" w:hAnsi="TH SarabunPSK" w:cs="TH SarabunPSK"/>
-                <w:sz w:val="28"/>
-                <w:lang w:val="af-ZA"/>
-              </w:rPr>
-            </w:pPr>
-          </w:p>
-        </w:tc>
-        <w:tc>
-          <w:tcPr>
-            <w:tcW w:w="4300" w:type="dxa"/>
+            <w:tcW w:w="1673" w:type="dxa"/>
+            <w:vAlign w:val="center"/>
+          </w:tcPr>
+          <w:p>
+            <w:pPr>
+              <w:jc w:val="center"/>
+              <w:rPr>
+                <w:rFonts w:ascii="TH SarabunPSK" w:hAnsi="TH SarabunPSK" w:cs="TH SarabunPSK"/>
+                <w:sz w:val="28"/>
+                <w:lang w:val="af-ZA"/>
+              </w:rPr>
+            </w:pPr>
+          </w:p>
+        </w:tc>
+        <w:tc>
+          <w:tcPr>
+            <w:tcW w:w="1559" w:type="dxa"/>
+            <w:vAlign w:val="center"/>
+          </w:tcPr>
+          <w:p>
+            <w:pPr>
+              <w:jc w:val="center"/>
+              <w:rPr>
+                <w:rFonts w:ascii="TH SarabunPSK" w:hAnsi="TH SarabunPSK" w:cs="TH SarabunPSK"/>
+                <w:sz w:val="28"/>
+                <w:lang w:val="af-ZA"/>
+              </w:rPr>
+            </w:pPr>
+          </w:p>
+        </w:tc>
+        <w:tc>
+          <w:tcPr>
+            <w:tcW w:w="4253" w:type="dxa"/>
+            <w:vAlign w:val="center"/>
+          </w:tcPr>
+          <w:p>
+            <w:pPr>
+              <w:jc w:val="center"/>
+              <w:rPr>
+                <w:rFonts w:ascii="TH SarabunPSK" w:hAnsi="TH SarabunPSK" w:cs="TH SarabunPSK"/>
+                <w:sz w:val="28"/>
+                <w:lang w:val="af-ZA"/>
+              </w:rPr>
+            </w:pPr>
+          </w:p>
+        </w:tc>
+        <w:tc>
+          <w:tcPr>
+            <w:tcW w:w="1134" w:type="dxa"/>
+            <w:vAlign w:val="center"/>
+          </w:tcPr>
+          <w:p>
+            <w:pPr>
+              <w:jc w:val="center"/>
+              <w:rPr>
+                <w:rFonts w:ascii="TH SarabunPSK" w:hAnsi="TH SarabunPSK" w:cs="TH SarabunPSK"/>
+                <w:sz w:val="28"/>
+                <w:lang w:val="af-ZA"/>
+              </w:rPr>
+            </w:pPr>
+          </w:p>
+        </w:tc>
+        <w:tc>
+          <w:tcPr>
+            <w:tcW w:w="1095" w:type="dxa"/>
+            <w:vAlign w:val="center"/>
+          </w:tcPr>
+          <w:p>
+            <w:pPr>
+              <w:jc w:val="center"/>
+              <w:rPr>
+                <w:rFonts w:ascii="TH SarabunPSK" w:hAnsi="TH SarabunPSK" w:cs="TH SarabunPSK"/>
+                <w:sz w:val="28"/>
+                <w:lang w:val="af-ZA"/>
+              </w:rPr>
+            </w:pPr>
+          </w:p>
+        </w:tc>
+        <w:tc>
+          <w:tcPr>
+            <w:tcW w:w="4291" w:type="dxa"/>
             <w:vAlign w:val="center"/>
           </w:tcPr>
           <w:p>
@@ -1091,7 +1095,7 @@
         </w:trPr>
         <w:tc>
           <w:tcPr>
-            <w:tcW w:w="1864" w:type="dxa"/>
+            <w:tcW w:w="1299" w:type="dxa"/>
             <w:vAlign w:val="center"/>
           </w:tcPr>
           <w:p>
@@ -1108,87 +1112,87 @@
         </w:tc>
         <w:tc>
           <w:tcPr>
-            <w:tcW w:w="1675" w:type="dxa"/>
-            <w:vAlign w:val="center"/>
-          </w:tcPr>
-          <w:p>
-            <w:pPr>
-              <w:jc w:val="center"/>
-              <w:rPr>
-                <w:rFonts w:ascii="TH SarabunPSK" w:hAnsi="TH SarabunPSK" w:cs="TH SarabunPSK"/>
-                <w:sz w:val="28"/>
-                <w:lang w:val="af-ZA"/>
-              </w:rPr>
-            </w:pPr>
-          </w:p>
-        </w:tc>
-        <w:tc>
-          <w:tcPr>
-            <w:tcW w:w="1595" w:type="dxa"/>
-            <w:vAlign w:val="center"/>
-          </w:tcPr>
-          <w:p>
-            <w:pPr>
-              <w:jc w:val="center"/>
-              <w:rPr>
-                <w:rFonts w:ascii="TH SarabunPSK" w:hAnsi="TH SarabunPSK" w:cs="TH SarabunPSK"/>
-                <w:sz w:val="28"/>
-                <w:lang w:val="af-ZA"/>
-              </w:rPr>
-            </w:pPr>
-          </w:p>
-        </w:tc>
-        <w:tc>
-          <w:tcPr>
-            <w:tcW w:w="3306" w:type="dxa"/>
-            <w:vAlign w:val="center"/>
-          </w:tcPr>
-          <w:p>
-            <w:pPr>
-              <w:jc w:val="center"/>
-              <w:rPr>
-                <w:rFonts w:ascii="TH SarabunPSK" w:hAnsi="TH SarabunPSK" w:cs="TH SarabunPSK"/>
-                <w:sz w:val="28"/>
-                <w:lang w:val="af-ZA"/>
-              </w:rPr>
-            </w:pPr>
-          </w:p>
-        </w:tc>
-        <w:tc>
-          <w:tcPr>
-            <w:tcW w:w="1103" w:type="dxa"/>
-            <w:vAlign w:val="center"/>
-          </w:tcPr>
-          <w:p>
-            <w:pPr>
-              <w:jc w:val="center"/>
-              <w:rPr>
-                <w:rFonts w:ascii="TH SarabunPSK" w:hAnsi="TH SarabunPSK" w:cs="TH SarabunPSK"/>
-                <w:sz w:val="28"/>
-                <w:lang w:val="af-ZA"/>
-              </w:rPr>
-            </w:pPr>
-          </w:p>
-        </w:tc>
-        <w:tc>
-          <w:tcPr>
-            <w:tcW w:w="1461" w:type="dxa"/>
-            <w:vAlign w:val="center"/>
-          </w:tcPr>
-          <w:p>
-            <w:pPr>
-              <w:jc w:val="center"/>
-              <w:rPr>
-                <w:rFonts w:ascii="TH SarabunPSK" w:hAnsi="TH SarabunPSK" w:cs="TH SarabunPSK"/>
-                <w:sz w:val="28"/>
-                <w:lang w:val="af-ZA"/>
-              </w:rPr>
-            </w:pPr>
-          </w:p>
-        </w:tc>
-        <w:tc>
-          <w:tcPr>
-            <w:tcW w:w="4300" w:type="dxa"/>
+            <w:tcW w:w="1673" w:type="dxa"/>
+            <w:vAlign w:val="center"/>
+          </w:tcPr>
+          <w:p>
+            <w:pPr>
+              <w:jc w:val="center"/>
+              <w:rPr>
+                <w:rFonts w:ascii="TH SarabunPSK" w:hAnsi="TH SarabunPSK" w:cs="TH SarabunPSK"/>
+                <w:sz w:val="28"/>
+                <w:lang w:val="af-ZA"/>
+              </w:rPr>
+            </w:pPr>
+          </w:p>
+        </w:tc>
+        <w:tc>
+          <w:tcPr>
+            <w:tcW w:w="1559" w:type="dxa"/>
+            <w:vAlign w:val="center"/>
+          </w:tcPr>
+          <w:p>
+            <w:pPr>
+              <w:jc w:val="center"/>
+              <w:rPr>
+                <w:rFonts w:ascii="TH SarabunPSK" w:hAnsi="TH SarabunPSK" w:cs="TH SarabunPSK"/>
+                <w:sz w:val="28"/>
+                <w:lang w:val="af-ZA"/>
+              </w:rPr>
+            </w:pPr>
+          </w:p>
+        </w:tc>
+        <w:tc>
+          <w:tcPr>
+            <w:tcW w:w="4253" w:type="dxa"/>
+            <w:vAlign w:val="center"/>
+          </w:tcPr>
+          <w:p>
+            <w:pPr>
+              <w:jc w:val="center"/>
+              <w:rPr>
+                <w:rFonts w:ascii="TH SarabunPSK" w:hAnsi="TH SarabunPSK" w:cs="TH SarabunPSK"/>
+                <w:sz w:val="28"/>
+                <w:lang w:val="af-ZA"/>
+              </w:rPr>
+            </w:pPr>
+          </w:p>
+        </w:tc>
+        <w:tc>
+          <w:tcPr>
+            <w:tcW w:w="1134" w:type="dxa"/>
+            <w:vAlign w:val="center"/>
+          </w:tcPr>
+          <w:p>
+            <w:pPr>
+              <w:jc w:val="center"/>
+              <w:rPr>
+                <w:rFonts w:ascii="TH SarabunPSK" w:hAnsi="TH SarabunPSK" w:cs="TH SarabunPSK"/>
+                <w:sz w:val="28"/>
+                <w:lang w:val="af-ZA"/>
+              </w:rPr>
+            </w:pPr>
+          </w:p>
+        </w:tc>
+        <w:tc>
+          <w:tcPr>
+            <w:tcW w:w="1095" w:type="dxa"/>
+            <w:vAlign w:val="center"/>
+          </w:tcPr>
+          <w:p>
+            <w:pPr>
+              <w:jc w:val="center"/>
+              <w:rPr>
+                <w:rFonts w:ascii="TH SarabunPSK" w:hAnsi="TH SarabunPSK" w:cs="TH SarabunPSK"/>
+                <w:sz w:val="28"/>
+                <w:lang w:val="af-ZA"/>
+              </w:rPr>
+            </w:pPr>
+          </w:p>
+        </w:tc>
+        <w:tc>
+          <w:tcPr>
+            <w:tcW w:w="4291" w:type="dxa"/>
             <w:vAlign w:val="center"/>
           </w:tcPr>
           <w:p>
@@ -1209,7 +1213,7 @@
         </w:trPr>
         <w:tc>
           <w:tcPr>
-            <w:tcW w:w="1864" w:type="dxa"/>
+            <w:tcW w:w="1299" w:type="dxa"/>
             <w:vAlign w:val="center"/>
           </w:tcPr>
           <w:p>
@@ -1226,87 +1230,87 @@
         </w:tc>
         <w:tc>
           <w:tcPr>
-            <w:tcW w:w="1675" w:type="dxa"/>
-            <w:vAlign w:val="center"/>
-          </w:tcPr>
-          <w:p>
-            <w:pPr>
-              <w:jc w:val="center"/>
-              <w:rPr>
-                <w:rFonts w:ascii="TH SarabunPSK" w:hAnsi="TH SarabunPSK" w:cs="TH SarabunPSK"/>
-                <w:sz w:val="28"/>
-                <w:lang w:val="af-ZA"/>
-              </w:rPr>
-            </w:pPr>
-          </w:p>
-        </w:tc>
-        <w:tc>
-          <w:tcPr>
-            <w:tcW w:w="1595" w:type="dxa"/>
-            <w:vAlign w:val="center"/>
-          </w:tcPr>
-          <w:p>
-            <w:pPr>
-              <w:jc w:val="center"/>
-              <w:rPr>
-                <w:rFonts w:ascii="TH SarabunPSK" w:hAnsi="TH SarabunPSK" w:cs="TH SarabunPSK"/>
-                <w:sz w:val="28"/>
-                <w:lang w:val="af-ZA"/>
-              </w:rPr>
-            </w:pPr>
-          </w:p>
-        </w:tc>
-        <w:tc>
-          <w:tcPr>
-            <w:tcW w:w="3306" w:type="dxa"/>
-            <w:vAlign w:val="center"/>
-          </w:tcPr>
-          <w:p>
-            <w:pPr>
-              <w:jc w:val="center"/>
-              <w:rPr>
-                <w:rFonts w:ascii="TH SarabunPSK" w:hAnsi="TH SarabunPSK" w:cs="TH SarabunPSK"/>
-                <w:sz w:val="28"/>
-                <w:lang w:val="af-ZA"/>
-              </w:rPr>
-            </w:pPr>
-          </w:p>
-        </w:tc>
-        <w:tc>
-          <w:tcPr>
-            <w:tcW w:w="1103" w:type="dxa"/>
-            <w:vAlign w:val="center"/>
-          </w:tcPr>
-          <w:p>
-            <w:pPr>
-              <w:jc w:val="center"/>
-              <w:rPr>
-                <w:rFonts w:ascii="TH SarabunPSK" w:hAnsi="TH SarabunPSK" w:cs="TH SarabunPSK"/>
-                <w:sz w:val="28"/>
-                <w:lang w:val="af-ZA"/>
-              </w:rPr>
-            </w:pPr>
-          </w:p>
-        </w:tc>
-        <w:tc>
-          <w:tcPr>
-            <w:tcW w:w="1461" w:type="dxa"/>
-            <w:vAlign w:val="center"/>
-          </w:tcPr>
-          <w:p>
-            <w:pPr>
-              <w:jc w:val="center"/>
-              <w:rPr>
-                <w:rFonts w:ascii="TH SarabunPSK" w:hAnsi="TH SarabunPSK" w:cs="TH SarabunPSK"/>
-                <w:sz w:val="28"/>
-                <w:lang w:val="af-ZA"/>
-              </w:rPr>
-            </w:pPr>
-          </w:p>
-        </w:tc>
-        <w:tc>
-          <w:tcPr>
-            <w:tcW w:w="4300" w:type="dxa"/>
+            <w:tcW w:w="1673" w:type="dxa"/>
+            <w:vAlign w:val="center"/>
+          </w:tcPr>
+          <w:p>
+            <w:pPr>
+              <w:jc w:val="center"/>
+              <w:rPr>
+                <w:rFonts w:ascii="TH SarabunPSK" w:hAnsi="TH SarabunPSK" w:cs="TH SarabunPSK"/>
+                <w:sz w:val="28"/>
+                <w:lang w:val="af-ZA"/>
+              </w:rPr>
+            </w:pPr>
+          </w:p>
+        </w:tc>
+        <w:tc>
+          <w:tcPr>
+            <w:tcW w:w="1559" w:type="dxa"/>
+            <w:vAlign w:val="center"/>
+          </w:tcPr>
+          <w:p>
+            <w:pPr>
+              <w:jc w:val="center"/>
+              <w:rPr>
+                <w:rFonts w:ascii="TH SarabunPSK" w:hAnsi="TH SarabunPSK" w:cs="TH SarabunPSK"/>
+                <w:sz w:val="28"/>
+                <w:lang w:val="af-ZA"/>
+              </w:rPr>
+            </w:pPr>
+          </w:p>
+        </w:tc>
+        <w:tc>
+          <w:tcPr>
+            <w:tcW w:w="4253" w:type="dxa"/>
+            <w:vAlign w:val="center"/>
+          </w:tcPr>
+          <w:p>
+            <w:pPr>
+              <w:jc w:val="center"/>
+              <w:rPr>
+                <w:rFonts w:ascii="TH SarabunPSK" w:hAnsi="TH SarabunPSK" w:cs="TH SarabunPSK"/>
+                <w:sz w:val="28"/>
+                <w:lang w:val="af-ZA"/>
+              </w:rPr>
+            </w:pPr>
+          </w:p>
+        </w:tc>
+        <w:tc>
+          <w:tcPr>
+            <w:tcW w:w="1134" w:type="dxa"/>
+            <w:vAlign w:val="center"/>
+          </w:tcPr>
+          <w:p>
+            <w:pPr>
+              <w:jc w:val="center"/>
+              <w:rPr>
+                <w:rFonts w:ascii="TH SarabunPSK" w:hAnsi="TH SarabunPSK" w:cs="TH SarabunPSK"/>
+                <w:sz w:val="28"/>
+                <w:lang w:val="af-ZA"/>
+              </w:rPr>
+            </w:pPr>
+          </w:p>
+        </w:tc>
+        <w:tc>
+          <w:tcPr>
+            <w:tcW w:w="1095" w:type="dxa"/>
+            <w:vAlign w:val="center"/>
+          </w:tcPr>
+          <w:p>
+            <w:pPr>
+              <w:jc w:val="center"/>
+              <w:rPr>
+                <w:rFonts w:ascii="TH SarabunPSK" w:hAnsi="TH SarabunPSK" w:cs="TH SarabunPSK"/>
+                <w:sz w:val="28"/>
+                <w:lang w:val="af-ZA"/>
+              </w:rPr>
+            </w:pPr>
+          </w:p>
+        </w:tc>
+        <w:tc>
+          <w:tcPr>
+            <w:tcW w:w="4291" w:type="dxa"/>
             <w:vAlign w:val="center"/>
           </w:tcPr>
           <w:p>
@@ -1327,7 +1331,7 @@
         </w:trPr>
         <w:tc>
           <w:tcPr>
-            <w:tcW w:w="1864" w:type="dxa"/>
+            <w:tcW w:w="1299" w:type="dxa"/>
             <w:vAlign w:val="center"/>
           </w:tcPr>
           <w:p>
@@ -1344,87 +1348,87 @@
         </w:tc>
         <w:tc>
           <w:tcPr>
-            <w:tcW w:w="1675" w:type="dxa"/>
-            <w:vAlign w:val="center"/>
-          </w:tcPr>
-          <w:p>
-            <w:pPr>
-              <w:jc w:val="center"/>
-              <w:rPr>
-                <w:rFonts w:ascii="TH SarabunPSK" w:hAnsi="TH SarabunPSK" w:cs="TH SarabunPSK"/>
-                <w:sz w:val="28"/>
-                <w:lang w:val="af-ZA"/>
-              </w:rPr>
-            </w:pPr>
-          </w:p>
-        </w:tc>
-        <w:tc>
-          <w:tcPr>
-            <w:tcW w:w="1595" w:type="dxa"/>
-            <w:vAlign w:val="center"/>
-          </w:tcPr>
-          <w:p>
-            <w:pPr>
-              <w:jc w:val="center"/>
-              <w:rPr>
-                <w:rFonts w:ascii="TH SarabunPSK" w:hAnsi="TH SarabunPSK" w:cs="TH SarabunPSK"/>
-                <w:sz w:val="28"/>
-                <w:lang w:val="af-ZA"/>
-              </w:rPr>
-            </w:pPr>
-          </w:p>
-        </w:tc>
-        <w:tc>
-          <w:tcPr>
-            <w:tcW w:w="3306" w:type="dxa"/>
-            <w:vAlign w:val="center"/>
-          </w:tcPr>
-          <w:p>
-            <w:pPr>
-              <w:jc w:val="center"/>
-              <w:rPr>
-                <w:rFonts w:ascii="TH SarabunPSK" w:hAnsi="TH SarabunPSK" w:cs="TH SarabunPSK"/>
-                <w:sz w:val="28"/>
-                <w:lang w:val="af-ZA"/>
-              </w:rPr>
-            </w:pPr>
-          </w:p>
-        </w:tc>
-        <w:tc>
-          <w:tcPr>
-            <w:tcW w:w="1103" w:type="dxa"/>
-            <w:vAlign w:val="center"/>
-          </w:tcPr>
-          <w:p>
-            <w:pPr>
-              <w:jc w:val="center"/>
-              <w:rPr>
-                <w:rFonts w:ascii="TH SarabunPSK" w:hAnsi="TH SarabunPSK" w:cs="TH SarabunPSK"/>
-                <w:sz w:val="28"/>
-                <w:lang w:val="af-ZA"/>
-              </w:rPr>
-            </w:pPr>
-          </w:p>
-        </w:tc>
-        <w:tc>
-          <w:tcPr>
-            <w:tcW w:w="1461" w:type="dxa"/>
-            <w:vAlign w:val="center"/>
-          </w:tcPr>
-          <w:p>
-            <w:pPr>
-              <w:jc w:val="center"/>
-              <w:rPr>
-                <w:rFonts w:ascii="TH SarabunPSK" w:hAnsi="TH SarabunPSK" w:cs="TH SarabunPSK"/>
-                <w:sz w:val="28"/>
-                <w:lang w:val="af-ZA"/>
-              </w:rPr>
-            </w:pPr>
-          </w:p>
-        </w:tc>
-        <w:tc>
-          <w:tcPr>
-            <w:tcW w:w="4300" w:type="dxa"/>
+            <w:tcW w:w="1673" w:type="dxa"/>
+            <w:vAlign w:val="center"/>
+          </w:tcPr>
+          <w:p>
+            <w:pPr>
+              <w:jc w:val="center"/>
+              <w:rPr>
+                <w:rFonts w:ascii="TH SarabunPSK" w:hAnsi="TH SarabunPSK" w:cs="TH SarabunPSK"/>
+                <w:sz w:val="28"/>
+                <w:lang w:val="af-ZA"/>
+              </w:rPr>
+            </w:pPr>
+          </w:p>
+        </w:tc>
+        <w:tc>
+          <w:tcPr>
+            <w:tcW w:w="1559" w:type="dxa"/>
+            <w:vAlign w:val="center"/>
+          </w:tcPr>
+          <w:p>
+            <w:pPr>
+              <w:jc w:val="center"/>
+              <w:rPr>
+                <w:rFonts w:ascii="TH SarabunPSK" w:hAnsi="TH SarabunPSK" w:cs="TH SarabunPSK"/>
+                <w:sz w:val="28"/>
+                <w:lang w:val="af-ZA"/>
+              </w:rPr>
+            </w:pPr>
+          </w:p>
+        </w:tc>
+        <w:tc>
+          <w:tcPr>
+            <w:tcW w:w="4253" w:type="dxa"/>
+            <w:vAlign w:val="center"/>
+          </w:tcPr>
+          <w:p>
+            <w:pPr>
+              <w:jc w:val="center"/>
+              <w:rPr>
+                <w:rFonts w:ascii="TH SarabunPSK" w:hAnsi="TH SarabunPSK" w:cs="TH SarabunPSK"/>
+                <w:sz w:val="28"/>
+                <w:lang w:val="af-ZA"/>
+              </w:rPr>
+            </w:pPr>
+          </w:p>
+        </w:tc>
+        <w:tc>
+          <w:tcPr>
+            <w:tcW w:w="1134" w:type="dxa"/>
+            <w:vAlign w:val="center"/>
+          </w:tcPr>
+          <w:p>
+            <w:pPr>
+              <w:jc w:val="center"/>
+              <w:rPr>
+                <w:rFonts w:ascii="TH SarabunPSK" w:hAnsi="TH SarabunPSK" w:cs="TH SarabunPSK"/>
+                <w:sz w:val="28"/>
+                <w:lang w:val="af-ZA"/>
+              </w:rPr>
+            </w:pPr>
+          </w:p>
+        </w:tc>
+        <w:tc>
+          <w:tcPr>
+            <w:tcW w:w="1095" w:type="dxa"/>
+            <w:vAlign w:val="center"/>
+          </w:tcPr>
+          <w:p>
+            <w:pPr>
+              <w:jc w:val="center"/>
+              <w:rPr>
+                <w:rFonts w:ascii="TH SarabunPSK" w:hAnsi="TH SarabunPSK" w:cs="TH SarabunPSK"/>
+                <w:sz w:val="28"/>
+                <w:lang w:val="af-ZA"/>
+              </w:rPr>
+            </w:pPr>
+          </w:p>
+        </w:tc>
+        <w:tc>
+          <w:tcPr>
+            <w:tcW w:w="4291" w:type="dxa"/>
             <w:vAlign w:val="center"/>
           </w:tcPr>
           <w:p>
@@ -1445,7 +1449,7 @@
         </w:trPr>
         <w:tc>
           <w:tcPr>
-            <w:tcW w:w="1864" w:type="dxa"/>
+            <w:tcW w:w="1299" w:type="dxa"/>
             <w:vAlign w:val="center"/>
           </w:tcPr>
           <w:p>
@@ -1462,87 +1466,87 @@
         </w:tc>
         <w:tc>
           <w:tcPr>
-            <w:tcW w:w="1675" w:type="dxa"/>
-            <w:vAlign w:val="center"/>
-          </w:tcPr>
-          <w:p>
-            <w:pPr>
-              <w:jc w:val="center"/>
-              <w:rPr>
-                <w:rFonts w:ascii="TH SarabunPSK" w:hAnsi="TH SarabunPSK" w:cs="TH SarabunPSK"/>
-                <w:sz w:val="28"/>
-                <w:lang w:val="af-ZA"/>
-              </w:rPr>
-            </w:pPr>
-          </w:p>
-        </w:tc>
-        <w:tc>
-          <w:tcPr>
-            <w:tcW w:w="1595" w:type="dxa"/>
-            <w:vAlign w:val="center"/>
-          </w:tcPr>
-          <w:p>
-            <w:pPr>
-              <w:jc w:val="center"/>
-              <w:rPr>
-                <w:rFonts w:ascii="TH SarabunPSK" w:hAnsi="TH SarabunPSK" w:cs="TH SarabunPSK"/>
-                <w:sz w:val="28"/>
-                <w:lang w:val="af-ZA"/>
-              </w:rPr>
-            </w:pPr>
-          </w:p>
-        </w:tc>
-        <w:tc>
-          <w:tcPr>
-            <w:tcW w:w="3306" w:type="dxa"/>
-            <w:vAlign w:val="center"/>
-          </w:tcPr>
-          <w:p>
-            <w:pPr>
-              <w:jc w:val="center"/>
-              <w:rPr>
-                <w:rFonts w:ascii="TH SarabunPSK" w:hAnsi="TH SarabunPSK" w:cs="TH SarabunPSK"/>
-                <w:sz w:val="28"/>
-                <w:lang w:val="af-ZA"/>
-              </w:rPr>
-            </w:pPr>
-          </w:p>
-        </w:tc>
-        <w:tc>
-          <w:tcPr>
-            <w:tcW w:w="1103" w:type="dxa"/>
-            <w:vAlign w:val="center"/>
-          </w:tcPr>
-          <w:p>
-            <w:pPr>
-              <w:jc w:val="center"/>
-              <w:rPr>
-                <w:rFonts w:ascii="TH SarabunPSK" w:hAnsi="TH SarabunPSK" w:cs="TH SarabunPSK"/>
-                <w:sz w:val="28"/>
-                <w:lang w:val="af-ZA"/>
-              </w:rPr>
-            </w:pPr>
-          </w:p>
-        </w:tc>
-        <w:tc>
-          <w:tcPr>
-            <w:tcW w:w="1461" w:type="dxa"/>
-            <w:vAlign w:val="center"/>
-          </w:tcPr>
-          <w:p>
-            <w:pPr>
-              <w:jc w:val="center"/>
-              <w:rPr>
-                <w:rFonts w:ascii="TH SarabunPSK" w:hAnsi="TH SarabunPSK" w:cs="TH SarabunPSK"/>
-                <w:sz w:val="28"/>
-                <w:lang w:val="af-ZA"/>
-              </w:rPr>
-            </w:pPr>
-          </w:p>
-        </w:tc>
-        <w:tc>
-          <w:tcPr>
-            <w:tcW w:w="4300" w:type="dxa"/>
+            <w:tcW w:w="1673" w:type="dxa"/>
+            <w:vAlign w:val="center"/>
+          </w:tcPr>
+          <w:p>
+            <w:pPr>
+              <w:jc w:val="center"/>
+              <w:rPr>
+                <w:rFonts w:ascii="TH SarabunPSK" w:hAnsi="TH SarabunPSK" w:cs="TH SarabunPSK"/>
+                <w:sz w:val="28"/>
+                <w:lang w:val="af-ZA"/>
+              </w:rPr>
+            </w:pPr>
+          </w:p>
+        </w:tc>
+        <w:tc>
+          <w:tcPr>
+            <w:tcW w:w="1559" w:type="dxa"/>
+            <w:vAlign w:val="center"/>
+          </w:tcPr>
+          <w:p>
+            <w:pPr>
+              <w:jc w:val="center"/>
+              <w:rPr>
+                <w:rFonts w:ascii="TH SarabunPSK" w:hAnsi="TH SarabunPSK" w:cs="TH SarabunPSK"/>
+                <w:sz w:val="28"/>
+                <w:lang w:val="af-ZA"/>
+              </w:rPr>
+            </w:pPr>
+          </w:p>
+        </w:tc>
+        <w:tc>
+          <w:tcPr>
+            <w:tcW w:w="4253" w:type="dxa"/>
+            <w:vAlign w:val="center"/>
+          </w:tcPr>
+          <w:p>
+            <w:pPr>
+              <w:jc w:val="center"/>
+              <w:rPr>
+                <w:rFonts w:ascii="TH SarabunPSK" w:hAnsi="TH SarabunPSK" w:cs="TH SarabunPSK"/>
+                <w:sz w:val="28"/>
+                <w:lang w:val="af-ZA"/>
+              </w:rPr>
+            </w:pPr>
+          </w:p>
+        </w:tc>
+        <w:tc>
+          <w:tcPr>
+            <w:tcW w:w="1134" w:type="dxa"/>
+            <w:vAlign w:val="center"/>
+          </w:tcPr>
+          <w:p>
+            <w:pPr>
+              <w:jc w:val="center"/>
+              <w:rPr>
+                <w:rFonts w:ascii="TH SarabunPSK" w:hAnsi="TH SarabunPSK" w:cs="TH SarabunPSK"/>
+                <w:sz w:val="28"/>
+                <w:lang w:val="af-ZA"/>
+              </w:rPr>
+            </w:pPr>
+          </w:p>
+        </w:tc>
+        <w:tc>
+          <w:tcPr>
+            <w:tcW w:w="1095" w:type="dxa"/>
+            <w:vAlign w:val="center"/>
+          </w:tcPr>
+          <w:p>
+            <w:pPr>
+              <w:jc w:val="center"/>
+              <w:rPr>
+                <w:rFonts w:ascii="TH SarabunPSK" w:hAnsi="TH SarabunPSK" w:cs="TH SarabunPSK"/>
+                <w:sz w:val="28"/>
+                <w:lang w:val="af-ZA"/>
+              </w:rPr>
+            </w:pPr>
+          </w:p>
+        </w:tc>
+        <w:tc>
+          <w:tcPr>
+            <w:tcW w:w="4291" w:type="dxa"/>
             <w:vAlign w:val="center"/>
           </w:tcPr>
           <w:p>
@@ -1563,7 +1567,7 @@
         </w:trPr>
         <w:tc>
           <w:tcPr>
-            <w:tcW w:w="1864" w:type="dxa"/>
+            <w:tcW w:w="1299" w:type="dxa"/>
             <w:vAlign w:val="center"/>
           </w:tcPr>
           <w:p>
@@ -1580,87 +1584,87 @@
         </w:tc>
         <w:tc>
           <w:tcPr>
-            <w:tcW w:w="1675" w:type="dxa"/>
-            <w:vAlign w:val="center"/>
-          </w:tcPr>
-          <w:p>
-            <w:pPr>
-              <w:jc w:val="center"/>
-              <w:rPr>
-                <w:rFonts w:ascii="TH SarabunPSK" w:hAnsi="TH SarabunPSK" w:cs="TH SarabunPSK"/>
-                <w:sz w:val="28"/>
-                <w:lang w:val="af-ZA"/>
-              </w:rPr>
-            </w:pPr>
-          </w:p>
-        </w:tc>
-        <w:tc>
-          <w:tcPr>
-            <w:tcW w:w="1595" w:type="dxa"/>
-            <w:vAlign w:val="center"/>
-          </w:tcPr>
-          <w:p>
-            <w:pPr>
-              <w:jc w:val="center"/>
-              <w:rPr>
-                <w:rFonts w:ascii="TH SarabunPSK" w:hAnsi="TH SarabunPSK" w:cs="TH SarabunPSK"/>
-                <w:sz w:val="28"/>
-                <w:lang w:val="af-ZA"/>
-              </w:rPr>
-            </w:pPr>
-          </w:p>
-        </w:tc>
-        <w:tc>
-          <w:tcPr>
-            <w:tcW w:w="3306" w:type="dxa"/>
-            <w:vAlign w:val="center"/>
-          </w:tcPr>
-          <w:p>
-            <w:pPr>
-              <w:jc w:val="center"/>
-              <w:rPr>
-                <w:rFonts w:ascii="TH SarabunPSK" w:hAnsi="TH SarabunPSK" w:cs="TH SarabunPSK"/>
-                <w:sz w:val="28"/>
-                <w:lang w:val="af-ZA"/>
-              </w:rPr>
-            </w:pPr>
-          </w:p>
-        </w:tc>
-        <w:tc>
-          <w:tcPr>
-            <w:tcW w:w="1103" w:type="dxa"/>
-            <w:vAlign w:val="center"/>
-          </w:tcPr>
-          <w:p>
-            <w:pPr>
-              <w:jc w:val="center"/>
-              <w:rPr>
-                <w:rFonts w:ascii="TH SarabunPSK" w:hAnsi="TH SarabunPSK" w:cs="TH SarabunPSK"/>
-                <w:sz w:val="28"/>
-                <w:lang w:val="af-ZA"/>
-              </w:rPr>
-            </w:pPr>
-          </w:p>
-        </w:tc>
-        <w:tc>
-          <w:tcPr>
-            <w:tcW w:w="1461" w:type="dxa"/>
-            <w:vAlign w:val="center"/>
-          </w:tcPr>
-          <w:p>
-            <w:pPr>
-              <w:jc w:val="center"/>
-              <w:rPr>
-                <w:rFonts w:ascii="TH SarabunPSK" w:hAnsi="TH SarabunPSK" w:cs="TH SarabunPSK"/>
-                <w:sz w:val="28"/>
-                <w:lang w:val="af-ZA"/>
-              </w:rPr>
-            </w:pPr>
-          </w:p>
-        </w:tc>
-        <w:tc>
-          <w:tcPr>
-            <w:tcW w:w="4300" w:type="dxa"/>
+            <w:tcW w:w="1673" w:type="dxa"/>
+            <w:vAlign w:val="center"/>
+          </w:tcPr>
+          <w:p>
+            <w:pPr>
+              <w:jc w:val="center"/>
+              <w:rPr>
+                <w:rFonts w:ascii="TH SarabunPSK" w:hAnsi="TH SarabunPSK" w:cs="TH SarabunPSK"/>
+                <w:sz w:val="28"/>
+                <w:lang w:val="af-ZA"/>
+              </w:rPr>
+            </w:pPr>
+          </w:p>
+        </w:tc>
+        <w:tc>
+          <w:tcPr>
+            <w:tcW w:w="1559" w:type="dxa"/>
+            <w:vAlign w:val="center"/>
+          </w:tcPr>
+          <w:p>
+            <w:pPr>
+              <w:jc w:val="center"/>
+              <w:rPr>
+                <w:rFonts w:ascii="TH SarabunPSK" w:hAnsi="TH SarabunPSK" w:cs="TH SarabunPSK"/>
+                <w:sz w:val="28"/>
+                <w:lang w:val="af-ZA"/>
+              </w:rPr>
+            </w:pPr>
+          </w:p>
+        </w:tc>
+        <w:tc>
+          <w:tcPr>
+            <w:tcW w:w="4253" w:type="dxa"/>
+            <w:vAlign w:val="center"/>
+          </w:tcPr>
+          <w:p>
+            <w:pPr>
+              <w:jc w:val="center"/>
+              <w:rPr>
+                <w:rFonts w:ascii="TH SarabunPSK" w:hAnsi="TH SarabunPSK" w:cs="TH SarabunPSK"/>
+                <w:sz w:val="28"/>
+                <w:lang w:val="af-ZA"/>
+              </w:rPr>
+            </w:pPr>
+          </w:p>
+        </w:tc>
+        <w:tc>
+          <w:tcPr>
+            <w:tcW w:w="1134" w:type="dxa"/>
+            <w:vAlign w:val="center"/>
+          </w:tcPr>
+          <w:p>
+            <w:pPr>
+              <w:jc w:val="center"/>
+              <w:rPr>
+                <w:rFonts w:ascii="TH SarabunPSK" w:hAnsi="TH SarabunPSK" w:cs="TH SarabunPSK"/>
+                <w:sz w:val="28"/>
+                <w:lang w:val="af-ZA"/>
+              </w:rPr>
+            </w:pPr>
+          </w:p>
+        </w:tc>
+        <w:tc>
+          <w:tcPr>
+            <w:tcW w:w="1095" w:type="dxa"/>
+            <w:vAlign w:val="center"/>
+          </w:tcPr>
+          <w:p>
+            <w:pPr>
+              <w:jc w:val="center"/>
+              <w:rPr>
+                <w:rFonts w:ascii="TH SarabunPSK" w:hAnsi="TH SarabunPSK" w:cs="TH SarabunPSK"/>
+                <w:sz w:val="28"/>
+                <w:lang w:val="af-ZA"/>
+              </w:rPr>
+            </w:pPr>
+          </w:p>
+        </w:tc>
+        <w:tc>
+          <w:tcPr>
+            <w:tcW w:w="4291" w:type="dxa"/>
             <w:vAlign w:val="center"/>
           </w:tcPr>
           <w:p>
@@ -1681,7 +1685,7 @@
         </w:trPr>
         <w:tc>
           <w:tcPr>
-            <w:tcW w:w="1864" w:type="dxa"/>
+            <w:tcW w:w="1299" w:type="dxa"/>
             <w:vAlign w:val="center"/>
           </w:tcPr>
           <w:p>
@@ -1698,87 +1702,87 @@
         </w:tc>
         <w:tc>
           <w:tcPr>
-            <w:tcW w:w="1675" w:type="dxa"/>
-            <w:vAlign w:val="center"/>
-          </w:tcPr>
-          <w:p>
-            <w:pPr>
-              <w:jc w:val="center"/>
-              <w:rPr>
-                <w:rFonts w:ascii="TH SarabunPSK" w:hAnsi="TH SarabunPSK" w:cs="TH SarabunPSK"/>
-                <w:sz w:val="28"/>
-                <w:lang w:val="af-ZA"/>
-              </w:rPr>
-            </w:pPr>
-          </w:p>
-        </w:tc>
-        <w:tc>
-          <w:tcPr>
-            <w:tcW w:w="1595" w:type="dxa"/>
-            <w:vAlign w:val="center"/>
-          </w:tcPr>
-          <w:p>
-            <w:pPr>
-              <w:jc w:val="center"/>
-              <w:rPr>
-                <w:rFonts w:ascii="TH SarabunPSK" w:hAnsi="TH SarabunPSK" w:cs="TH SarabunPSK"/>
-                <w:sz w:val="28"/>
-                <w:lang w:val="af-ZA"/>
-              </w:rPr>
-            </w:pPr>
-          </w:p>
-        </w:tc>
-        <w:tc>
-          <w:tcPr>
-            <w:tcW w:w="3306" w:type="dxa"/>
-            <w:vAlign w:val="center"/>
-          </w:tcPr>
-          <w:p>
-            <w:pPr>
-              <w:jc w:val="center"/>
-              <w:rPr>
-                <w:rFonts w:ascii="TH SarabunPSK" w:hAnsi="TH SarabunPSK" w:cs="TH SarabunPSK"/>
-                <w:sz w:val="28"/>
-                <w:lang w:val="af-ZA"/>
-              </w:rPr>
-            </w:pPr>
-          </w:p>
-        </w:tc>
-        <w:tc>
-          <w:tcPr>
-            <w:tcW w:w="1103" w:type="dxa"/>
-            <w:vAlign w:val="center"/>
-          </w:tcPr>
-          <w:p>
-            <w:pPr>
-              <w:jc w:val="center"/>
-              <w:rPr>
-                <w:rFonts w:ascii="TH SarabunPSK" w:hAnsi="TH SarabunPSK" w:cs="TH SarabunPSK"/>
-                <w:sz w:val="28"/>
-                <w:lang w:val="af-ZA"/>
-              </w:rPr>
-            </w:pPr>
-          </w:p>
-        </w:tc>
-        <w:tc>
-          <w:tcPr>
-            <w:tcW w:w="1461" w:type="dxa"/>
-            <w:vAlign w:val="center"/>
-          </w:tcPr>
-          <w:p>
-            <w:pPr>
-              <w:jc w:val="center"/>
-              <w:rPr>
-                <w:rFonts w:ascii="TH SarabunPSK" w:hAnsi="TH SarabunPSK" w:cs="TH SarabunPSK"/>
-                <w:sz w:val="28"/>
-                <w:lang w:val="af-ZA"/>
-              </w:rPr>
-            </w:pPr>
-          </w:p>
-        </w:tc>
-        <w:tc>
-          <w:tcPr>
-            <w:tcW w:w="4300" w:type="dxa"/>
+            <w:tcW w:w="1673" w:type="dxa"/>
+            <w:vAlign w:val="center"/>
+          </w:tcPr>
+          <w:p>
+            <w:pPr>
+              <w:jc w:val="center"/>
+              <w:rPr>
+                <w:rFonts w:ascii="TH SarabunPSK" w:hAnsi="TH SarabunPSK" w:cs="TH SarabunPSK"/>
+                <w:sz w:val="28"/>
+                <w:lang w:val="af-ZA"/>
+              </w:rPr>
+            </w:pPr>
+          </w:p>
+        </w:tc>
+        <w:tc>
+          <w:tcPr>
+            <w:tcW w:w="1559" w:type="dxa"/>
+            <w:vAlign w:val="center"/>
+          </w:tcPr>
+          <w:p>
+            <w:pPr>
+              <w:jc w:val="center"/>
+              <w:rPr>
+                <w:rFonts w:ascii="TH SarabunPSK" w:hAnsi="TH SarabunPSK" w:cs="TH SarabunPSK"/>
+                <w:sz w:val="28"/>
+                <w:lang w:val="af-ZA"/>
+              </w:rPr>
+            </w:pPr>
+          </w:p>
+        </w:tc>
+        <w:tc>
+          <w:tcPr>
+            <w:tcW w:w="4253" w:type="dxa"/>
+            <w:vAlign w:val="center"/>
+          </w:tcPr>
+          <w:p>
+            <w:pPr>
+              <w:jc w:val="center"/>
+              <w:rPr>
+                <w:rFonts w:ascii="TH SarabunPSK" w:hAnsi="TH SarabunPSK" w:cs="TH SarabunPSK"/>
+                <w:sz w:val="28"/>
+                <w:lang w:val="af-ZA"/>
+              </w:rPr>
+            </w:pPr>
+          </w:p>
+        </w:tc>
+        <w:tc>
+          <w:tcPr>
+            <w:tcW w:w="1134" w:type="dxa"/>
+            <w:vAlign w:val="center"/>
+          </w:tcPr>
+          <w:p>
+            <w:pPr>
+              <w:jc w:val="center"/>
+              <w:rPr>
+                <w:rFonts w:ascii="TH SarabunPSK" w:hAnsi="TH SarabunPSK" w:cs="TH SarabunPSK"/>
+                <w:sz w:val="28"/>
+                <w:lang w:val="af-ZA"/>
+              </w:rPr>
+            </w:pPr>
+          </w:p>
+        </w:tc>
+        <w:tc>
+          <w:tcPr>
+            <w:tcW w:w="1095" w:type="dxa"/>
+            <w:vAlign w:val="center"/>
+          </w:tcPr>
+          <w:p>
+            <w:pPr>
+              <w:jc w:val="center"/>
+              <w:rPr>
+                <w:rFonts w:ascii="TH SarabunPSK" w:hAnsi="TH SarabunPSK" w:cs="TH SarabunPSK"/>
+                <w:sz w:val="28"/>
+                <w:lang w:val="af-ZA"/>
+              </w:rPr>
+            </w:pPr>
+          </w:p>
+        </w:tc>
+        <w:tc>
+          <w:tcPr>
+            <w:tcW w:w="4291" w:type="dxa"/>
             <w:vAlign w:val="center"/>
           </w:tcPr>
           <w:p>
@@ -1813,92 +1817,101 @@
       </w:r>
       <w:r>
         <w:rPr>
+          <w:rFonts w:ascii="TH SarabunPSK" w:hAnsi="TH SarabunPSK" w:cs="TH SarabunPSK"/>
+          <w:sz w:val="28"/>
+          <w:u w:val="dotted"/>
+          <w:lang w:val="af-ZA"/>
+        </w:rPr>
+        <w:t xml:space="preserve">             </w:t>
+      </w:r>
+      <w:r>
+        <w:rPr>
+          <w:rFonts w:ascii="TH SarabunPSK" w:hAnsi="TH SarabunPSK" w:cs="TH SarabunPSK"/>
+          <w:sz w:val="28"/>
+          <w:u w:val="dotted"/>
+          <w:lang w:val="af-ZA"/>
+        </w:rPr>
+        <w:t>{subjectName}</w:t>
+      </w:r>
+      <w:r>
+        <w:rPr>
+          <w:rFonts w:ascii="TH SarabunPSK" w:hAnsi="TH SarabunPSK" w:cs="TH SarabunPSK"/>
+          <w:sz w:val="28"/>
+          <w:u w:val="dotted"/>
+          <w:lang w:val="af-ZA"/>
+        </w:rPr>
+        <w:t xml:space="preserve">           </w:t>
+      </w:r>
+      <w:r>
+        <w:rPr>
           <w:rFonts w:ascii="TH SarabunPSK" w:hAnsi="TH SarabunPSK" w:cs="TH SarabunPSK" w:hint="cs"/>
           <w:sz w:val="28"/>
-          <w:lang w:val="af-ZA"/>
-        </w:rPr>
-        <w:t>...................</w:t>
+          <w:cs/>
+        </w:rPr>
+        <w:t>หมู่บรรยาย</w:t>
       </w:r>
       <w:r>
         <w:rPr>
           <w:rFonts w:ascii="TH SarabunPSK" w:hAnsi="TH SarabunPSK" w:cs="TH SarabunPSK"/>
           <w:sz w:val="28"/>
-          <w:lang w:val="af-ZA"/>
-        </w:rPr>
-        <w:t>{subjectName}</w:t>
+          <w:u w:val="dotted"/>
+          <w:lang w:val="af-ZA"/>
+        </w:rPr>
+        <w:t xml:space="preserve">        </w:t>
+      </w:r>
+      <w:r>
+        <w:rPr>
+          <w:rFonts w:ascii="TH SarabunPSK" w:hAnsi="TH SarabunPSK" w:cs="TH SarabunPSK"/>
+          <w:sz w:val="28"/>
+          <w:u w:val="dotted"/>
+          <w:lang w:val="af-ZA"/>
+        </w:rPr>
+        <w:t>{lectureId}</w:t>
+      </w:r>
+      <w:r>
+        <w:rPr>
+          <w:rFonts w:ascii="TH SarabunPSK" w:hAnsi="TH SarabunPSK" w:cs="TH SarabunPSK"/>
+          <w:sz w:val="28"/>
+          <w:u w:val="dotted"/>
+          <w:lang w:val="af-ZA"/>
+        </w:rPr>
+        <w:t xml:space="preserve">       </w:t>
       </w:r>
       <w:r>
         <w:rPr>
           <w:rFonts w:ascii="TH SarabunPSK" w:hAnsi="TH SarabunPSK" w:cs="TH SarabunPSK" w:hint="cs"/>
           <w:sz w:val="28"/>
-          <w:lang w:val="af-ZA"/>
-        </w:rPr>
-        <w:t>..................</w:t>
-      </w:r>
-      <w:r>
-        <w:rPr>
-          <w:rFonts w:ascii="TH SarabunPSK" w:hAnsi="TH SarabunPSK" w:cs="TH SarabunPSK" w:hint="cs"/>
-          <w:sz w:val="28"/>
           <w:cs/>
-        </w:rPr>
-        <w:t>หมู่บรรยาย</w:t>
-      </w:r>
-      <w:r>
-        <w:rPr>
-          <w:rFonts w:ascii="TH SarabunPSK" w:hAnsi="TH SarabunPSK" w:cs="TH SarabunPSK" w:hint="cs"/>
-          <w:sz w:val="28"/>
-          <w:lang w:val="af-ZA"/>
-        </w:rPr>
-        <w:t>..........</w:t>
+          <w:lang w:val="af-ZA"/>
+        </w:rPr>
+        <w:t>หมู่ปฏิบัติ</w:t>
       </w:r>
       <w:r>
         <w:rPr>
           <w:rFonts w:ascii="TH SarabunPSK" w:hAnsi="TH SarabunPSK" w:cs="TH SarabunPSK"/>
           <w:sz w:val="28"/>
-          <w:lang w:val="af-ZA"/>
-        </w:rPr>
-        <w:t>{lectureId}</w:t>
-      </w:r>
-      <w:r>
-        <w:rPr>
-          <w:rFonts w:ascii="TH SarabunPSK" w:hAnsi="TH SarabunPSK" w:cs="TH SarabunPSK" w:hint="cs"/>
-          <w:sz w:val="28"/>
-          <w:lang w:val="af-ZA"/>
-        </w:rPr>
-        <w:t>..........</w:t>
-      </w:r>
-      <w:r>
-        <w:rPr>
-          <w:rFonts w:ascii="TH SarabunPSK" w:hAnsi="TH SarabunPSK" w:cs="TH SarabunPSK" w:hint="cs"/>
-          <w:sz w:val="28"/>
-          <w:cs/>
-          <w:lang w:val="af-ZA"/>
-        </w:rPr>
-        <w:t>หมู่ปฏิบัติ</w:t>
-      </w:r>
-      <w:r>
-        <w:rPr>
-          <w:rFonts w:ascii="TH SarabunPSK" w:hAnsi="TH SarabunPSK" w:cs="TH SarabunPSK" w:hint="cs"/>
-          <w:sz w:val="28"/>
-          <w:lang w:val="af-ZA"/>
-        </w:rPr>
-        <w:t>..........</w:t>
+          <w:u w:val="dotted"/>
+          <w:lang w:val="af-ZA"/>
+        </w:rPr>
+        <w:t xml:space="preserve">        </w:t>
       </w:r>
       <w:r>
         <w:rPr>
           <w:rFonts w:ascii="TH SarabunPSK" w:hAnsi="TH SarabunPSK" w:cs="TH SarabunPSK"/>
           <w:sz w:val="28"/>
+          <w:u w:val="dotted"/>
           <w:lang w:val="af-ZA"/>
         </w:rPr>
         <w:t>{labId}</w:t>
       </w:r>
       <w:r>
         <w:rPr>
-          <w:rFonts w:ascii="TH SarabunPSK" w:hAnsi="TH SarabunPSK" w:cs="TH SarabunPSK" w:hint="cs"/>
-          <w:sz w:val="28"/>
-          <w:lang w:val="af-ZA"/>
-        </w:rPr>
-        <w:t>............</w:t>
+          <w:rFonts w:ascii="TH SarabunPSK" w:hAnsi="TH SarabunPSK" w:cs="TH SarabunPSK"/>
+          <w:sz w:val="28"/>
+          <w:u w:val="dotted"/>
+          <w:lang w:val="af-ZA"/>
+        </w:rPr>
+        <w:t xml:space="preserve">       .           </w:t>
       </w:r>
     </w:p>
     <w:p>
@@ -2422,6 +2435,7 @@
   <w:style w:type="character" w:default="1" w:styleId="DefaultParagraphFont">
     <w:name w:val="Default Paragraph Font"/>
     <w:uiPriority w:val="1"/>
+    <w:semiHidden/>
     <w:unhideWhenUsed/>
   </w:style>
   <w:style w:type="table" w:default="1" w:styleId="TableNormal">
